--- a/29_Admin/05_License_and_Open_Source_Summary.docx
+++ b/29_Admin/05_License_and_Open_Source_Summary.docx
@@ -89,7 +89,7 @@
           <w:color w:val="5A5C70"/>
           <w:sz w:val="17"/>
         </w:rPr>
-        <w:t>A free kit by Competence Collective · competencecollective.org · October 2026</w:t>
+        <w:t>Hackles · a free kit · quillsup.org · October 2026</w:t>
       </w:r>
     </w:p>
     <w:p>
@@ -634,7 +634,7 @@
       </w:pPr>
       <w:r>
         <w:rPr/>
-        <w:t>Give attribution: credit "Competence Collective," link to the licence (https://creativecommons.org/licenses/by-nc/4.0/), and say if you made changes.</w:t>
+        <w:t>Give attribution: credit "Hackles (quillsup.org)" and keep the kit's copyright line, link to the licence (https://creativecommons.org/licenses/by-nc/4.0/), and say if you made changes.</w:t>
       </w:r>
     </w:p>
     <w:p>
@@ -652,7 +652,7 @@
       </w:pPr>
       <w:r>
         <w:rPr/>
-        <w:t>Not suggest that Competence Collective endorses you or your adaptation.</w:t>
+        <w:t>Not suggest that the Hackles team endorses you or your adaptation.</w:t>
       </w:r>
     </w:p>
     <w:p>
@@ -1306,7 +1306,7 @@
       </w:r>
       <w:r>
         <w:rPr/>
-        <w:t xml:space="preserve"> The name "Hackles" has not been cleared for trademark. A 2001 to 2004 webcomic used the name, and the domain hackles.org is tied to it, not to Competence Collective. If the name changes after counsel's clearance, expect updated files. Keep your own copies labelled with the version and date you downloaded. [COUNSEL TO CONFIRM]</w:t>
+        <w:t xml:space="preserve"> The name "Hackles" has not been cleared for trademark. A 2001 to 2004 webcomic used the name, and the domain hackles.org is tied to it, not to this kit. If the name changes after counsel's clearance, expect updated files. Keep your own copies labelled with the version and date you downloaded. [COUNSEL TO CONFIRM]</w:t>
       </w:r>
     </w:p>
     <w:p>
@@ -1318,7 +1318,7 @@
       </w:r>
       <w:r>
         <w:rPr/>
-        <w:t xml:space="preserve"> The publisher's checklist still lists as open a confirmation that Competence Collective owns or has licensed all text and art, including any contractor and AI-assisted material. Counsel has not confirmed this. A district that needs that assurance should ask for it in writing before relying on the licence for anything beyond routine classroom use. [COUNSEL TO CONFIRM]</w:t>
+        <w:t xml:space="preserve"> The publisher's checklist still lists as open a confirmation that the publisher owns or has licensed all text and art, including any contractor and AI-assisted material. Counsel has not confirmed this. A district that needs that assurance should ask for it in writing before relying on the licence for anything beyond routine classroom use. [COUNSEL TO CONFIRM]</w:t>
       </w:r>
     </w:p>
     <w:p>
@@ -2094,7 +2094,7 @@
     <w:p>
       <w:r>
         <w:rPr/>
-        <w:t>When you adapt or reprint, put this near the front: "Adapted from Hackles by Competence Collective, CC BY-NC 4.0 (https://creativecommons.org/licenses/by-nc/4.0/). Changes were made by [your school]. This version has not been reviewed or endorsed by Competence Collective."</w:t>
+        <w:t>When you adapt or reprint, put this near the front: "Adapted from Hackles (quillsup.org), © 2026 Competence Collective, CC BY-NC 4.0 (https://creativecommons.org/licenses/by-nc/4.0/). Changes were made by [your school]. This version has not been reviewed or endorsed by the Hackles team."</w:t>
       </w:r>
     </w:p>
     <w:p>
@@ -2171,7 +2171,7 @@
         <w:color w:val="5A5C70"/>
         <w:sz w:val="14"/>
       </w:rPr>
-      <w:t>Hackles · © 2026 Competence Collective · competencecollective.org · Text CC BY-NC 4.0 · Name, logos and art: all rights reserved</w:t>
+      <w:t>Hackles · quillsup.org · © 2026 Competence Collective · Text CC BY-NC 4.0 · Name, logos and art: all rights reserved</w:t>
     </w:r>
     <w:r>
       <w:tab/>
@@ -2239,7 +2239,7 @@
         <w:color w:val="5A5C70"/>
         <w:sz w:val="14"/>
       </w:rPr>
-      <w:t>Hackles · © 2026 Competence Collective · competencecollective.org · Text CC BY-NC 4.0 · Name, logos and art: all rights reserved</w:t>
+      <w:t>Hackles · quillsup.org · © 2026 Competence Collective · Text CC BY-NC 4.0 · Name, logos and art: all rights reserved</w:t>
     </w:r>
     <w:r>
       <w:tab/>
